--- a/docs/跟进信/人事部-汤丽萍-跟进-2026-10-08-新UI上线与使用需求反馈.docx
+++ b/docs/跟进信/人事部-汤丽萍-跟进-2026-10-08-新UI上线与使用需求反馈.docx
@@ -12,20 +12,30 @@
     </w:p>
     <w:p>
       <w:r>
+        <w:rPr>
+          <w:rFonts w:ascii="微软雅黑" w:hAnsi="微软雅黑" w:eastAsia="微软雅黑"/>
+        </w:rPr>
         <w:t>汤丽萍，你好：</w:t>
       </w:r>
     </w:p>
     <w:p>
       <w:r>
+        <w:rPr>
+          <w:rFonts w:ascii="微软雅黑" w:hAnsi="微软雅黑" w:eastAsia="微软雅黑"/>
+        </w:rPr>
         <w:t>「人事部#3」的回件已经收到并回灌完成，谢谢补齐。今天找你是另一件事：</w:t>
       </w:r>
       <w:r>
         <w:rPr>
+          <w:rFonts w:ascii="微软雅黑" w:hAnsi="微软雅黑" w:eastAsia="微软雅黑"/>
           <w:b/>
         </w:rPr>
         <w:t>招聘智能体的界面做了一次比较大的升级</w:t>
       </w:r>
       <w:r>
+        <w:rPr>
+          <w:rFonts w:ascii="微软雅黑" w:hAnsi="微软雅黑" w:eastAsia="微软雅黑"/>
+        </w:rPr>
         <w:t>（今天上午发布上线），想请你用的时候留意一下，并把你的使用需求告诉我。</w:t>
       </w:r>
     </w:p>
@@ -43,20 +53,28 @@
       </w:pPr>
       <w:r>
         <w:rPr>
+          <w:rFonts w:ascii="微软雅黑" w:hAnsi="微软雅黑" w:eastAsia="微软雅黑"/>
           <w:b/>
         </w:rPr>
         <w:t>工作台（电脑上打开）</w:t>
       </w:r>
       <w:r>
+        <w:rPr>
+          <w:rFonts w:ascii="微软雅黑" w:hAnsi="微软雅黑" w:eastAsia="微软雅黑"/>
+        </w:rPr>
         <w:t>：岗位列表、上传简历、解析结果列表、字段校对、面试题确认、邀约签发这几页都换成了统一的卡片式界面，按钮和表格也统一了；字段校对页里</w:t>
       </w:r>
       <w:r>
         <w:rPr>
+          <w:rFonts w:ascii="微软雅黑" w:hAnsi="微软雅黑" w:eastAsia="微软雅黑"/>
           <w:b/>
         </w:rPr>
         <w:t>「待校对」的字段现在会标黄提示</w:t>
       </w:r>
       <w:r>
+        <w:rPr>
+          <w:rFonts w:ascii="微软雅黑" w:hAnsi="微软雅黑" w:eastAsia="微软雅黑"/>
+        </w:rPr>
         <w:t>，AI 抽出来的内容旁边能直接看到置信度。</w:t>
       </w:r>
     </w:p>
@@ -66,11 +84,15 @@
       </w:pPr>
       <w:r>
         <w:rPr>
+          <w:rFonts w:ascii="微软雅黑" w:hAnsi="微软雅黑" w:eastAsia="微软雅黑"/>
           <w:b/>
         </w:rPr>
         <w:t>手机上</w:t>
       </w:r>
       <w:r>
+        <w:rPr>
+          <w:rFonts w:ascii="微软雅黑" w:hAnsi="微软雅黑" w:eastAsia="微软雅黑"/>
+        </w:rPr>
         <w:t>：候选人同意页、面试邀约签发页这两页专门按手机屏幕调过（单列、按钮全宽、字号加大）。</w:t>
       </w:r>
     </w:p>
@@ -85,33 +107,45 @@
     <w:p>
       <w:r>
         <w:rPr>
+          <w:rFonts w:ascii="微软雅黑" w:hAnsi="微软雅黑" w:eastAsia="微软雅黑"/>
           <w:b/>
         </w:rPr>
         <w:t>① 新界面用起来顺手吗</w:t>
       </w:r>
       <w:r>
+        <w:rPr>
+          <w:rFonts w:ascii="微软雅黑" w:hAnsi="微软雅黑" w:eastAsia="微软雅黑"/>
+        </w:rPr>
         <w:t>：哪个页面、哪个动作不顺手，直接说（比如"上传那步按钮太小""列表里的字看不清"都可以）。</w:t>
       </w:r>
     </w:p>
     <w:p>
       <w:r>
         <w:rPr>
+          <w:rFonts w:ascii="微软雅黑" w:hAnsi="微软雅黑" w:eastAsia="微软雅黑"/>
           <w:b/>
         </w:rPr>
         <w:t>② 手机上用不用得上</w:t>
       </w:r>
       <w:r>
+        <w:rPr>
+          <w:rFonts w:ascii="微软雅黑" w:hAnsi="微软雅黑" w:eastAsia="微软雅黑"/>
+        </w:rPr>
         <w:t>：你日常会不会在手机上处理"邀约签发"这类事？如果会，手机上还缺什么操作？候选人如果反馈过手机页面不好用，也请告诉我是哪一步。</w:t>
       </w:r>
     </w:p>
     <w:p>
       <w:r>
         <w:rPr>
+          <w:rFonts w:ascii="微软雅黑" w:hAnsi="微软雅黑" w:eastAsia="微软雅黑"/>
           <w:b/>
         </w:rPr>
         <w:t>③ 使用需求</w:t>
       </w:r>
       <w:r>
+        <w:rPr>
+          <w:rFonts w:ascii="微软雅黑" w:hAnsi="微软雅黑" w:eastAsia="微软雅黑"/>
+        </w:rPr>
         <w:t>：你日常最花时间的三个动作是什么？如果系统下一步先替你解决其中一个，你希望是哪一个？</w:t>
       </w:r>
     </w:p>
@@ -129,29 +163,41 @@
       </w:pPr>
       <w:r>
         <w:rPr>
+          <w:rFonts w:ascii="微软雅黑" w:hAnsi="微软雅黑" w:eastAsia="微软雅黑"/>
           <w:b/>
         </w:rPr>
         <w:t>怎么回</w:t>
       </w:r>
       <w:r>
+        <w:rPr>
+          <w:rFonts w:ascii="微软雅黑" w:hAnsi="微软雅黑" w:eastAsia="微软雅黑"/>
+        </w:rPr>
         <w:t>：在「人力AI保障组」里</w:t>
       </w:r>
       <w:r>
         <w:rPr>
+          <w:rFonts w:ascii="微软雅黑" w:hAnsi="微软雅黑" w:eastAsia="微软雅黑"/>
           <w:b/>
         </w:rPr>
         <w:t>从成员列表选中 @MAC机器人</w:t>
       </w:r>
       <w:r>
+        <w:rPr>
+          <w:rFonts w:ascii="微软雅黑" w:hAnsi="微软雅黑" w:eastAsia="微软雅黑"/>
+        </w:rPr>
         <w:t xml:space="preserve"> 然后发消息就行（和人事部#3 一样；注意要</w:t>
       </w:r>
       <w:r>
         <w:rPr>
+          <w:rFonts w:ascii="微软雅黑" w:hAnsi="微软雅黑" w:eastAsia="微软雅黑"/>
           <w:b/>
         </w:rPr>
         <w:t>选中</w:t>
       </w:r>
       <w:r>
+        <w:rPr>
+          <w:rFonts w:ascii="微软雅黑" w:hAnsi="微软雅黑" w:eastAsia="微软雅黑"/>
+        </w:rPr>
         <w:t>机器人，手打"@MAC机器人"几个字系统收不到）；分几条发也没关系。回我几句话即可，不用整理成材料。</w:t>
       </w:r>
     </w:p>
@@ -161,11 +207,15 @@
       </w:pPr>
       <w:r>
         <w:rPr>
+          <w:rFonts w:ascii="微软雅黑" w:hAnsi="微软雅黑" w:eastAsia="微软雅黑"/>
           <w:b/>
         </w:rPr>
         <w:t>什么时候回</w:t>
       </w:r>
       <w:r>
+        <w:rPr>
+          <w:rFonts w:ascii="微软雅黑" w:hAnsi="微软雅黑" w:eastAsia="微软雅黑"/>
+        </w:rPr>
         <w:t>：10 月 10 日（周五）前。</w:t>
       </w:r>
     </w:p>
@@ -174,20 +224,30 @@
         <w:pStyle w:val="ListBullet"/>
       </w:pPr>
       <w:r>
+        <w:rPr>
+          <w:rFonts w:ascii="微软雅黑" w:hAnsi="微软雅黑" w:eastAsia="微软雅黑"/>
+        </w:rPr>
         <w:t>⛔ 这封信</w:t>
       </w:r>
       <w:r>
         <w:rPr>
+          <w:rFonts w:ascii="微软雅黑" w:hAnsi="微软雅黑" w:eastAsia="微软雅黑"/>
           <w:b/>
         </w:rPr>
         <w:t>不需要</w:t>
       </w:r>
       <w:r>
+        <w:rPr>
+          <w:rFonts w:ascii="微软雅黑" w:hAnsi="微软雅黑" w:eastAsia="微软雅黑"/>
+        </w:rPr>
         <w:t>你发任何候选人材料或简历。</w:t>
       </w:r>
     </w:p>
     <w:p>
       <w:r>
+        <w:rPr>
+          <w:rFonts w:ascii="微软雅黑" w:hAnsi="微软雅黑" w:eastAsia="微软雅黑"/>
+        </w:rPr>
         <w:t>如果界面用着有问题，也欢迎随时在群里说，不用等这一封的回复。</w:t>
       </w:r>
     </w:p>
@@ -564,8 +624,11 @@
     <w:name w:val="Normal"/>
     <w:qFormat/>
     <w:rsid w:val="00FC693F"/>
+    <w:pPr>
+      <w:spacing w:after="120"/>
+    </w:pPr>
     <w:rPr>
-      <w:rFonts w:ascii="PingFang SC" w:hAnsi="PingFang SC"/>
+      <w:rFonts w:ascii="微软雅黑" w:hAnsi="微软雅黑" w:eastAsia="微软雅黑"/>
       <w:sz w:val="22"/>
     </w:rPr>
   </w:style>
@@ -624,15 +687,15 @@
     <w:pPr>
       <w:keepNext/>
       <w:keepLines/>
-      <w:spacing w:before="480" w:after="0"/>
+      <w:spacing w:before="480" w:after="200"/>
       <w:outlineLvl w:val="0"/>
     </w:pPr>
     <w:rPr>
-      <w:rFonts w:asciiTheme="majorHAnsi" w:eastAsiaTheme="majorEastAsia" w:hAnsiTheme="majorHAnsi" w:cstheme="majorBidi"/>
+      <w:rFonts w:asciiTheme="majorHAnsi" w:eastAsiaTheme="majorEastAsia" w:hAnsiTheme="majorHAnsi" w:cstheme="majorBidi" w:ascii="微软雅黑" w:hAnsi="微软雅黑" w:eastAsia="微软雅黑"/>
       <w:b/>
       <w:bCs/>
-      <w:color w:val="365F91" w:themeColor="accent1" w:themeShade="BF"/>
-      <w:sz w:val="28"/>
+      <w:color w:val="1F1F1F"/>
+      <w:sz w:val="32"/>
       <w:szCs w:val="28"/>
     </w:rPr>
   </w:style>
@@ -648,15 +711,15 @@
     <w:pPr>
       <w:keepNext/>
       <w:keepLines/>
-      <w:spacing w:before="200" w:after="0"/>
+      <w:spacing w:before="200" w:after="160"/>
       <w:outlineLvl w:val="1"/>
     </w:pPr>
     <w:rPr>
-      <w:rFonts w:asciiTheme="majorHAnsi" w:eastAsiaTheme="majorEastAsia" w:hAnsiTheme="majorHAnsi" w:cstheme="majorBidi"/>
+      <w:rFonts w:asciiTheme="majorHAnsi" w:eastAsiaTheme="majorEastAsia" w:hAnsiTheme="majorHAnsi" w:cstheme="majorBidi" w:ascii="微软雅黑" w:hAnsi="微软雅黑" w:eastAsia="微软雅黑"/>
       <w:b/>
       <w:bCs/>
-      <w:color w:val="4F81BD" w:themeColor="accent1"/>
-      <w:sz w:val="26"/>
+      <w:color w:val="1F1F1F"/>
+      <w:sz w:val="27"/>
       <w:szCs w:val="26"/>
     </w:rPr>
   </w:style>
@@ -672,14 +735,15 @@
     <w:pPr>
       <w:keepNext/>
       <w:keepLines/>
-      <w:spacing w:before="200" w:after="0"/>
+      <w:spacing w:before="200" w:after="120"/>
       <w:outlineLvl w:val="2"/>
     </w:pPr>
     <w:rPr>
-      <w:rFonts w:asciiTheme="majorHAnsi" w:eastAsiaTheme="majorEastAsia" w:hAnsiTheme="majorHAnsi" w:cstheme="majorBidi"/>
+      <w:rFonts w:asciiTheme="majorHAnsi" w:eastAsiaTheme="majorEastAsia" w:hAnsiTheme="majorHAnsi" w:cstheme="majorBidi" w:ascii="微软雅黑" w:hAnsi="微软雅黑" w:eastAsia="微软雅黑"/>
       <w:b/>
       <w:bCs/>
-      <w:color w:val="4F81BD" w:themeColor="accent1"/>
+      <w:color w:val="1F1F1F"/>
+      <w:sz w:val="24"/>
     </w:rPr>
   </w:style>
   <w:style w:type="paragraph" w:styleId="Heading4">
@@ -1095,8 +1159,13 @@
       <w:numPr>
         <w:numId w:val="1"/>
       </w:numPr>
+      <w:spacing w:after="80"/>
       <w:contextualSpacing/>
     </w:pPr>
+    <w:rPr>
+      <w:rFonts w:ascii="微软雅黑" w:hAnsi="微软雅黑" w:eastAsia="微软雅黑"/>
+      <w:sz w:val="22"/>
+    </w:rPr>
   </w:style>
   <w:style w:type="paragraph" w:styleId="ListBullet2">
     <w:name w:val="List Bullet 2"/>
@@ -1134,8 +1203,13 @@
       <w:numPr>
         <w:numId w:val="5"/>
       </w:numPr>
+      <w:spacing w:after="80"/>
       <w:contextualSpacing/>
     </w:pPr>
+    <w:rPr>
+      <w:rFonts w:ascii="微软雅黑" w:hAnsi="微软雅黑" w:eastAsia="微软雅黑"/>
+      <w:sz w:val="22"/>
+    </w:rPr>
   </w:style>
   <w:style w:type="paragraph" w:styleId="ListNumber2">
     <w:name w:val="List Number 2"/>
